--- a/Questions.docx
+++ b/Questions.docx
@@ -31,188 +31,41 @@
         <w:t xml:space="preserve">  3.6.2</w:t>
       </w:r>
       <w:r>
-        <w:t xml:space="preserve"> </w:t>
-      </w:r>
-      <w:proofErr w:type="spellStart"/>
-      <w:r>
-        <w:t>kısmında</w:t>
-      </w:r>
-      <w:proofErr w:type="spellEnd"/>
-      <w:r>
-        <w:t xml:space="preserve"> built in antenna matching circuit var </w:t>
-      </w:r>
-      <w:proofErr w:type="spellStart"/>
-      <w:r>
-        <w:t>diyor</w:t>
-      </w:r>
-      <w:proofErr w:type="spellEnd"/>
-      <w:r>
-        <w:t xml:space="preserve">. Bizim </w:t>
-      </w:r>
-      <w:proofErr w:type="spellStart"/>
-      <w:r>
-        <w:t>ekstra</w:t>
-      </w:r>
-      <w:proofErr w:type="spellEnd"/>
-      <w:r>
-        <w:t xml:space="preserve"> </w:t>
-      </w:r>
-      <w:proofErr w:type="spellStart"/>
-      <w:r>
-        <w:t>yapmamıza</w:t>
-      </w:r>
-      <w:proofErr w:type="spellEnd"/>
-      <w:r>
-        <w:t xml:space="preserve"> </w:t>
-      </w:r>
-      <w:proofErr w:type="spellStart"/>
-      <w:r>
-        <w:t>gerek</w:t>
-      </w:r>
-      <w:proofErr w:type="spellEnd"/>
-      <w:r>
-        <w:t xml:space="preserve"> var </w:t>
-      </w:r>
-      <w:proofErr w:type="spellStart"/>
-      <w:r>
-        <w:t>mı</w:t>
-      </w:r>
-      <w:proofErr w:type="spellEnd"/>
-      <w:r>
-        <w:t>?</w:t>
+        <w:t xml:space="preserve"> kısmında built in antenna matching circuit var diyor. Bizim ekstra yapmamıza gerek var mı?</w:t>
       </w:r>
     </w:p>
     <w:p/>
     <w:p>
-      <w:proofErr w:type="spellStart"/>
-      <w:r>
-        <w:t>Cstray’deki</w:t>
-      </w:r>
-      <w:proofErr w:type="spellEnd"/>
-      <w:r>
-        <w:t xml:space="preserve"> A </w:t>
-      </w:r>
-      <w:proofErr w:type="spellStart"/>
-      <w:r>
-        <w:t>bütün</w:t>
-      </w:r>
-      <w:proofErr w:type="spellEnd"/>
-      <w:r>
-        <w:t xml:space="preserve"> </w:t>
-      </w:r>
-      <w:proofErr w:type="spellStart"/>
-      <w:r>
-        <w:t>bağlantılardaki</w:t>
-      </w:r>
-      <w:proofErr w:type="spellEnd"/>
-      <w:r>
-        <w:t xml:space="preserve"> </w:t>
-      </w:r>
-      <w:proofErr w:type="spellStart"/>
-      <w:r>
-        <w:t>alan</w:t>
-      </w:r>
-      <w:proofErr w:type="spellEnd"/>
-      <w:r>
-        <w:t xml:space="preserve"> </w:t>
-      </w:r>
-      <w:proofErr w:type="spellStart"/>
-      <w:r>
-        <w:t>mı</w:t>
-      </w:r>
-      <w:proofErr w:type="spellEnd"/>
-      <w:r>
-        <w:t xml:space="preserve"> </w:t>
-      </w:r>
-      <w:proofErr w:type="spellStart"/>
-      <w:r>
-        <w:t>yoksa</w:t>
-      </w:r>
-      <w:proofErr w:type="spellEnd"/>
-      <w:r>
-        <w:t xml:space="preserve"> </w:t>
-      </w:r>
-      <w:proofErr w:type="spellStart"/>
-      <w:r>
-        <w:t>sadece</w:t>
-      </w:r>
-      <w:proofErr w:type="spellEnd"/>
-      <w:r>
-        <w:t xml:space="preserve"> </w:t>
-      </w:r>
-      <w:proofErr w:type="spellStart"/>
-      <w:r>
-        <w:t>anten</w:t>
-      </w:r>
-      <w:proofErr w:type="spellEnd"/>
-      <w:r>
-        <w:t xml:space="preserve"> </w:t>
-      </w:r>
-      <w:proofErr w:type="spellStart"/>
-      <w:r>
-        <w:t>bağlantısındaki</w:t>
-      </w:r>
-      <w:proofErr w:type="spellEnd"/>
-      <w:r>
-        <w:t xml:space="preserve"> </w:t>
-      </w:r>
-      <w:proofErr w:type="spellStart"/>
-      <w:r>
-        <w:t>alanın</w:t>
+      <w:r>
+        <w:t xml:space="preserve">Cstray’deki A bütün </w:t>
+      </w:r>
+      <w:r>
+        <w:t xml:space="preserve">bağlantılardaki alan mı yoksa sadece </w:t>
+      </w:r>
+      <w:r>
+        <w:t>anten bağlantısındaki</w:t>
+      </w:r>
+      <w:r>
+        <w:t xml:space="preserve"> alanın</w:t>
       </w:r>
       <w:r>
         <w:t>ki</w:t>
       </w:r>
-      <w:proofErr w:type="spellEnd"/>
-      <w:r>
-        <w:t xml:space="preserve"> </w:t>
-      </w:r>
-      <w:proofErr w:type="spellStart"/>
-      <w:r>
-        <w:t>mı</w:t>
-      </w:r>
-      <w:proofErr w:type="spellEnd"/>
-      <w:r>
-        <w:t>?</w:t>
+      <w:r>
+        <w:t xml:space="preserve"> mı?</w:t>
       </w:r>
     </w:p>
     <w:p/>
     <w:p>
-      <w:proofErr w:type="spellStart"/>
       <w:r>
         <w:t>Kazan</w:t>
       </w:r>
       <w:r>
-        <w:t>ç</w:t>
-      </w:r>
-      <w:proofErr w:type="spellEnd"/>
-      <w:r>
-        <w:t>(</w:t>
-      </w:r>
-      <w:proofErr w:type="spellStart"/>
-      <w:r>
-        <w:t>dBi</w:t>
-      </w:r>
-      <w:proofErr w:type="spellEnd"/>
-      <w:r>
-        <w:t>)</w:t>
-      </w:r>
-      <w:r>
-        <w:t xml:space="preserve">? </w:t>
-      </w:r>
-      <w:proofErr w:type="spellStart"/>
-      <w:r>
-        <w:t>Dönüş</w:t>
-      </w:r>
-      <w:proofErr w:type="spellEnd"/>
-      <w:r>
-        <w:t xml:space="preserve"> </w:t>
-      </w:r>
-      <w:proofErr w:type="spellStart"/>
-      <w:r>
-        <w:t>Kaybı</w:t>
-      </w:r>
-      <w:proofErr w:type="spellEnd"/>
+        <w:t>ç(dBi)</w:t>
+      </w:r>
+      <w:r>
+        <w:t>? Dönüş Kaybı</w:t>
+      </w:r>
       <w:r>
         <w:t>(dB)</w:t>
       </w:r>
@@ -220,42 +73,143 @@
         <w:t>?</w:t>
       </w:r>
       <w:r>
-        <w:t xml:space="preserve"> </w:t>
-      </w:r>
-      <w:proofErr w:type="spellStart"/>
-      <w:r>
-        <w:t>Kaç</w:t>
-      </w:r>
-      <w:proofErr w:type="spellEnd"/>
-      <w:r>
-        <w:t xml:space="preserve"> </w:t>
-      </w:r>
-      <w:proofErr w:type="spellStart"/>
-      <w:r>
-        <w:t>metreye</w:t>
-      </w:r>
-      <w:proofErr w:type="spellEnd"/>
-      <w:r>
-        <w:t xml:space="preserve"> </w:t>
-      </w:r>
-      <w:proofErr w:type="spellStart"/>
-      <w:r>
-        <w:t>tekabül</w:t>
-      </w:r>
-      <w:proofErr w:type="spellEnd"/>
-      <w:r>
-        <w:t xml:space="preserve"> </w:t>
-      </w:r>
-      <w:proofErr w:type="spellStart"/>
-      <w:r>
-        <w:t>ediyor</w:t>
-      </w:r>
-      <w:proofErr w:type="spellEnd"/>
-      <w:r>
-        <w:t>?</w:t>
+        <w:t xml:space="preserve"> Kaç metreye tekabül ediyor?</w:t>
       </w:r>
     </w:p>
     <w:p/>
+    <w:p>
+      <w:proofErr w:type="spellStart"/>
+      <w:r>
+        <w:t>Bilgisayar</w:t>
+      </w:r>
+      <w:proofErr w:type="spellEnd"/>
+      <w:r>
+        <w:t xml:space="preserve"> o </w:t>
+      </w:r>
+      <w:proofErr w:type="spellStart"/>
+      <w:r>
+        <w:t>kadar</w:t>
+      </w:r>
+      <w:proofErr w:type="spellEnd"/>
+      <w:r>
+        <w:t xml:space="preserve"> </w:t>
+      </w:r>
+      <w:proofErr w:type="spellStart"/>
+      <w:r>
+        <w:t>gücü</w:t>
+      </w:r>
+      <w:proofErr w:type="spellEnd"/>
+      <w:r>
+        <w:t xml:space="preserve"> </w:t>
+      </w:r>
+      <w:proofErr w:type="spellStart"/>
+      <w:r>
+        <w:t>sağlayamıyor</w:t>
+      </w:r>
+      <w:proofErr w:type="spellEnd"/>
+      <w:r>
+        <w:t xml:space="preserve"> </w:t>
+      </w:r>
+      <w:proofErr w:type="spellStart"/>
+      <w:r>
+        <w:t>olabilir</w:t>
+      </w:r>
+      <w:proofErr w:type="spellEnd"/>
+      <w:r>
+        <w:t xml:space="preserve">? Evet, </w:t>
+      </w:r>
+      <w:proofErr w:type="spellStart"/>
+      <w:r>
+        <w:t>öyleymiş</w:t>
+      </w:r>
+      <w:proofErr w:type="spellEnd"/>
+      <w:r>
+        <w:t xml:space="preserve">. </w:t>
+      </w:r>
+      <w:proofErr w:type="spellStart"/>
+      <w:r>
+        <w:t>Bilgisayar</w:t>
+      </w:r>
+      <w:proofErr w:type="spellEnd"/>
+      <w:r>
+        <w:t xml:space="preserve"> alert </w:t>
+      </w:r>
+      <w:r>
+        <w:t xml:space="preserve">Verdi. Dedi ki port </w:t>
+      </w:r>
+      <w:proofErr w:type="spellStart"/>
+      <w:r>
+        <w:t>bunu</w:t>
+      </w:r>
+      <w:proofErr w:type="spellEnd"/>
+      <w:r>
+        <w:t xml:space="preserve"> </w:t>
+      </w:r>
+      <w:proofErr w:type="spellStart"/>
+      <w:r>
+        <w:t>veremiyor</w:t>
+      </w:r>
+      <w:proofErr w:type="spellEnd"/>
+      <w:r>
+        <w:t xml:space="preserve">. Devre </w:t>
+      </w:r>
+      <w:proofErr w:type="spellStart"/>
+      <w:r>
+        <w:t>yanmadan</w:t>
+      </w:r>
+      <w:proofErr w:type="spellEnd"/>
+      <w:r>
+        <w:t xml:space="preserve"> </w:t>
+      </w:r>
+      <w:proofErr w:type="spellStart"/>
+      <w:r>
+        <w:t>bir</w:t>
+      </w:r>
+      <w:proofErr w:type="spellEnd"/>
+      <w:r>
+        <w:t xml:space="preserve"> </w:t>
+      </w:r>
+      <w:proofErr w:type="spellStart"/>
+      <w:r>
+        <w:t>şey</w:t>
+      </w:r>
+      <w:proofErr w:type="spellEnd"/>
+      <w:r>
+        <w:t xml:space="preserve"> </w:t>
+      </w:r>
+      <w:proofErr w:type="spellStart"/>
+      <w:r>
+        <w:t>bozulmadan</w:t>
+      </w:r>
+      <w:proofErr w:type="spellEnd"/>
+      <w:r>
+        <w:t xml:space="preserve"> </w:t>
+      </w:r>
+      <w:proofErr w:type="spellStart"/>
+      <w:r>
+        <w:t>nasıl</w:t>
+      </w:r>
+      <w:proofErr w:type="spellEnd"/>
+      <w:r>
+        <w:t xml:space="preserve"> </w:t>
+      </w:r>
+      <w:proofErr w:type="spellStart"/>
+      <w:r>
+        <w:t>oldu</w:t>
+      </w:r>
+      <w:proofErr w:type="spellEnd"/>
+      <w:r>
+        <w:t xml:space="preserve"> </w:t>
+      </w:r>
+      <w:proofErr w:type="spellStart"/>
+      <w:r>
+        <w:t>bu</w:t>
+      </w:r>
+      <w:proofErr w:type="spellEnd"/>
+      <w:r>
+        <w:t>?</w:t>
+      </w:r>
+    </w:p>
     <w:sectPr>
       <w:pgSz w:w="11906" w:h="16838"/>
       <w:pgMar w:top="1440" w:right="1440" w:bottom="1440" w:left="1440" w:header="708" w:footer="708" w:gutter="0"/>
